--- a/july_2026/verb_tests/combined_rule_exceptions.docx
+++ b/july_2026/verb_tests/combined_rule_exceptions.docx
@@ -20,12 +20,12 @@
     </w:p>
     <w:p>
       <w:r>
-        <w:t>Oxford exceptions: 3483</w:t>
+        <w:t>Oxford exceptions: 3591</w:t>
       </w:r>
     </w:p>
     <w:p>
       <w:r>
-        <w:t>Riverside exceptions: 3199</w:t>
+        <w:t>Riverside exceptions: 3297</w:t>
       </w:r>
     </w:p>
     <w:sectPr>
